--- a/tai-lieu-noi-bo/moscow/museum-of-moscow.docx
+++ b/tai-lieu-noi-bo/moscow/museum-of-moscow.docx
@@ -96,6 +96,30 @@
       </w:pPr>
       <w:r>
         <w:t>Vị trí trung tâm sát Công viên Gorky, Nhà thờ Chúa Cứu Thế, Krymsky Val và Tretyakov Mới; ga metro gần nhất là «Park Kultury».</w:t>
+      </w:r>
+    </w:p>
+    <w:p>
+      <w:pPr>
+        <w:pStyle w:val="ListBullet"/>
+      </w:pPr>
+      <w:r>
+        <w:t>Toà nhà «Kho Quân lương» (Проviantские склады) là di tích kiến trúc Đế chế của KTS Vasily Stasov (1829–1835) — bản thân công trình đã là 'hiện vật' lớn nhất.</w:t>
+      </w:r>
+    </w:p>
+    <w:p>
+      <w:pPr>
+        <w:pStyle w:val="ListBullet"/>
+      </w:pPr>
+      <w:r>
+        <w:t>Hệ thống trưng bày kể liền mạch từ văn hoá Dyakovo thời đồ sắt tới Moskva hiện đại; mốc dễ nhớ: tên Moskva xuất hiện lần đầu năm 1147.</w:t>
+      </w:r>
+    </w:p>
+    <w:p>
+      <w:pPr>
+        <w:pStyle w:val="ListBullet"/>
+      </w:pPr>
+      <w:r>
+        <w:t>Kho báu Старого Гостиного двора (phát lộ 1996): ~95.000 kopeck bạc trong hai bình gốm + 335 taler bạc châu Âu — trưng bày ở chi nhánh Bảo tàng Khảo cổ Moskva cùng hiệp hội.</w:t>
       </w:r>
     </w:p>
     <w:p>
@@ -391,6 +415,181 @@
       </w:pPr>
       <w:r>
         <w:t>Cuối cùng, bản thân sân trong rộng lớn của quần thể Kho Quân lương cũng là một «điểm nhấn» theo cách riêng. Được bao bọc bởi ba khối nhà trắng uy nghi, khoảng sân này thường xuyên trở thành sân khấu cho các hội chợ thủ công, chợ phiên sách cũ, chợ đồ ăn, các buổi hòa nhạc và sự kiện ngoài trời. Vào những ngày đẹp trời, đây là nơi lý tưởng để du khách nghỉ chân, cảm nhận nhịp sống văn hóa đương đại của Moskva ngay trong lòng một di tích kiến trúc thế kỷ 19 — một sự giao thoa đầy sức sống giữa quá khứ và hiện tại.</w:t>
+      </w:r>
+    </w:p>
+    <w:p>
+      <w:pPr>
+        <w:pStyle w:val="Heading1"/>
+      </w:pPr>
+      <w:r>
+        <w:rPr>
+          <w:color w:val="152C4E"/>
+        </w:rPr>
+        <w:t>Hiện vật lớn nhất chính là toà nhà: Kho Quân lương của Stasov (1829–1835)</w:t>
+      </w:r>
+    </w:p>
+    <w:p>
+      <w:pPr>
+        <w:jc w:val="both"/>
+      </w:pPr>
+      <w:r>
+        <w:t>Trước khi bàn tới các hiện vật bên trong, hãy dành thời gian cho chính công trình. Quần thể «Kho Quân lương» (Проviantские склады) gồm ba khối kho đối xứng cùng một nhà lính gác (кордегардия), xây trong khoảng 1829–1835 theo đồ án mẫu của kiến trúc sư lừng danh người Peterburg Vasily Stasov, và được thi công tại chỗ dưới sự chỉ đạo của kiến trúc sư thành phố Fyodor Shestakov. Đây là một trong những mẫu mực đẹp nhất của kiến trúc phong cách Đế chế (ампир) ứng dụng cho công trình công năng, nay là di tích kiến trúc cấp liên bang.</w:t>
+      </w:r>
+    </w:p>
+    <w:p>
+      <w:pPr>
+        <w:jc w:val="both"/>
+      </w:pPr>
+      <w:r>
+        <w:t>Điểm dễ nhận nhất là những bức tường lớn, phẳng, hơi thu vào phía trên (tường 'nghiêng' đặc trưng của kho lương), điểm xuyết cửa sổ hình bán nguyệt và vài chi tiết Doric tiết chế nhưng bề thế. Công năng ban đầu rất thực dụng: nơi trữ lương thực, quân nhu cho quân đội. Diện tích trưng bày hiện nay vào khoảng 6.000 m².</w:t>
+      </w:r>
+    </w:p>
+    <w:p>
+      <w:pPr>
+        <w:jc w:val="both"/>
+      </w:pPr>
+      <w:r>
+        <w:t>Gợi ý cách kể cho đoàn Việt: mở đầu bằng câu 'hiện vật lớn nhất ở đây chính là toà nhà'. Chỉ cho khách thấy dáng tường thu nghiêng và cửa vòm bán nguyệt, rồi kể mạch số phận đầy trớ trêu: kho chứa lúa mì thời Sa hoàng → nhà để xe (gara) thời Xô-viết → nay là nơi cất giữ ký ức cả thành phố.</w:t>
+      </w:r>
+    </w:p>
+    <w:p>
+      <w:pPr>
+        <w:pStyle w:val="Heading1"/>
+      </w:pPr>
+      <w:r>
+        <w:rPr>
+          <w:color w:val="152C4E"/>
+        </w:rPr>
+        <w:t>Trưng bày thường trực 'Lịch sử Moskva': từ làng Dyakovo tới đại đô thị</w:t>
+      </w:r>
+    </w:p>
+    <w:p>
+      <w:pPr>
+        <w:jc w:val="both"/>
+      </w:pPr>
+      <w:r>
+        <w:t>Trái tim nội dung của bảo tàng là trưng bày thường trực về lịch sử thành phố, kể liền mạch từ những khu định cư sớm nhất — nền văn hoá Dyakovo (Дьяково) thời đồ sắt bên bờ sông Moskva, cách nay khoảng 2.500 năm — qua Moskva trung cổ, thời các Sa hoàng, tới đô thị cận – hiện đại.</w:t>
+      </w:r>
+    </w:p>
+    <w:p>
+      <w:pPr>
+        <w:jc w:val="both"/>
+      </w:pPr>
+      <w:r>
+        <w:t>Trong các tủ trưng bày, khách sẽ gặp hiện vật khảo cổ đô thị, đồ trang sức và phụ kiện tóc của phụ nữ Dyakovo (có niên đại tới khoảng thế kỷ III), đồ dùng đời sống, cùng bản đồ cổ và mô hình cho thấy Moskva 'lớn lên' qua từng thời kỳ. Cần lưu ý: lần đầu tiên tên Moskva được nhắc tới trong biên niên sử là năm 1147 — một mốc hữu ích để định vị dòng thời gian cho khách.</w:t>
+      </w:r>
+    </w:p>
+    <w:p>
+      <w:pPr>
+        <w:jc w:val="both"/>
+      </w:pPr>
+      <w:r>
+        <w:t>Gợi ý cách kể: bắt đầu từ tủ hiện vật thời đồ sắt để tạo cảm giác 'chạm vào cội nguồn', rồi men theo trục thời gian. Với đoàn Việt, hãy neo vào vài mốc dễ nhớ (1147 lần đầu có tên; sau này thành kinh đô) thay vì liệt kê quá nhiều niên đại.</w:t>
+      </w:r>
+    </w:p>
+    <w:p>
+      <w:pPr>
+        <w:pStyle w:val="Heading1"/>
+      </w:pPr>
+      <w:r>
+        <w:rPr>
+          <w:color w:val="152C4E"/>
+        </w:rPr>
+        <w:t>Kho báu dưới lòng đất: những 'клад' của Moskva</w:t>
+      </w:r>
+    </w:p>
+    <w:p>
+      <w:pPr>
+        <w:jc w:val="both"/>
+      </w:pPr>
+      <w:r>
+        <w:t>Một trong những mạch hấp dẫn nhất của khảo cổ Moskva là các 'kho báu chôn giấu' (клад). Nổi tiếng bậc nhất là kho báu Cửa hàng Cổ (Старый Гостиный двор), phát lộ mùa xuân 1996 khi trùng tu khu Gostiny Dvor: khoảng 95.000 đồng kopeck bạc đựng trong hai chiếc bình gốm, kèm 335 đồng taler bạc châu Âu (từ Đan Mạch, Ba Lan, Đức, Na Uy) và một số đồ dùng bằng bạc — một trong những kho báu lớn nhất từng tìm thấy ở Moskva, nhiều khả năng được chôn giấu vào đầu thế kỷ 17, thời Loạn Lạc (Смутное время).</w:t>
+      </w:r>
+    </w:p>
+    <w:p>
+      <w:pPr>
+        <w:jc w:val="both"/>
+      </w:pPr>
+      <w:r>
+        <w:t>Một chi tiết 'đắt' để kể: theo các nhà nghiên cứu, thời đó một đồng kopeck có thể mua tới khoảng 100 quả dưa chuột hoặc một quả chanh — con số giúp khách hình dung giá trị của kho tiền. Lưu ý nghiệp vụ: các kho báu và bộ sưu tập khảo cổ tiêu biểu này chủ yếu được trưng bày tại chi nhánh Bảo tàng Khảo cổ Moskva (Манежная пл.) thuộc cùng hiệp hội, nên khi thuyết minh nên nói rõ 'thuộc hệ thống Bảo tàng Moskva' để khách khỏi nhầm địa điểm.</w:t>
+      </w:r>
+    </w:p>
+    <w:p>
+      <w:pPr>
+        <w:jc w:val="both"/>
+      </w:pPr>
+      <w:r>
+        <w:t>Gợi ý cách kể: khơi gợi câu hỏi 'vì sao người ta chôn cả gia tài rồi không quay lại lấy?' — dẫn sang bối cảnh loạn lạc, chiến tranh; đây là kiểu câu chuyện 'số phận con người sau đồng tiền' luôn khiến khách xúc động và tò mò.</w:t>
+      </w:r>
+    </w:p>
+    <w:p>
+      <w:pPr>
+        <w:pStyle w:val="Heading1"/>
+      </w:pPr>
+      <w:r>
+        <w:rPr>
+          <w:color w:val="152C4E"/>
+        </w:rPr>
+        <w:t>Bộ sưu tập hơn một triệu hiện vật: bản đồ, ảnh, mô hình, đồ thị dân</w:t>
+      </w:r>
+    </w:p>
+    <w:p>
+      <w:pPr>
+        <w:jc w:val="both"/>
+      </w:pPr>
+      <w:r>
+        <w:t>Về quy mô, tổng quỹ hiện vật của cả hiệp hội bảo tàng thường được nêu ở mức trên 1 triệu đơn vị lưu giữ (riêng phần lõi Bảo tàng Moskva hay được dẫn ở mức khoảng 800.000). Thành phần rất đa dạng: hội hoạ, đồ hoạ, ảnh và tư liệu phim, bản đồ lịch sử, áp-phích, điêu khắc, sách hiếm, tài liệu, trang phục, đồ nội thất, mô hình và vô số đồ dùng đời sống thường ngày.</w:t>
+      </w:r>
+    </w:p>
+    <w:p>
+      <w:pPr>
+        <w:jc w:val="both"/>
+      </w:pPr>
+      <w:r>
+        <w:t>Chính mảng bản đồ – ảnh – mô hình là 'đặc sản' của một bảo tàng đô thị: nó cho phép dựng lại diện mạo Moskva 'ngày xưa và bây giờ' rất trực quan. Bộ sưu tập ảnh cũ, các bản đồ và mô hình quy hoạch qua các thời kỳ giống như một cỗ máy thời gian thu nhỏ.</w:t>
+      </w:r>
+    </w:p>
+    <w:p>
+      <w:pPr>
+        <w:jc w:val="both"/>
+      </w:pPr>
+      <w:r>
+        <w:t>Gợi ý cách kể: thay vì cố xem hết, hãy chọn vài cặp 'xưa – nay' (một góc phố, một quảng trường) để khách so sánh; hoặc dừng ở một mô hình/bản đồ để chỉ ra ranh giới thành phố đã nở rộng thế nào qua các thế kỷ.</w:t>
+      </w:r>
+    </w:p>
+    <w:p>
+      <w:pPr>
+        <w:pStyle w:val="Heading1"/>
+      </w:pPr>
+      <w:r>
+        <w:rPr>
+          <w:color w:val="152C4E"/>
+        </w:rPr>
+        <w:t>Cả một hiệp hội bảo tàng: những chi nhánh nên biết</w:t>
+      </w:r>
+    </w:p>
+    <w:p>
+      <w:pPr>
+        <w:jc w:val="both"/>
+      </w:pPr>
+      <w:r>
+        <w:t>Bảo tàng Moskva là hạt nhân của cả một hiệp hội (объединение) gồm nhiều chi nhánh đáng chú ý: Toà Thương điếm Anh Cổ (Старый Английский двор, phố Varvarka 4а — dinh thương nhân Anh thế kỷ 16); Bảo tàng Khảo cổ Moskva (Манежная пл. 1а — nằm dưới lòng đất, xây quanh phần móng cầu đá trắng Cầu Phục Sinh / Воскресенский мост bắc qua sông Neglinnaya, có từ đầu thế kỷ 17); Trung tâm Gilyarovsky (ngõ Stoleshnikov); Bảo tàng Lịch sử Lefortovo; và điền trang Vlakhernskoye–Kuzminki.</w:t>
+      </w:r>
+    </w:p>
+    <w:p>
+      <w:pPr>
+        <w:jc w:val="both"/>
+      </w:pPr>
+      <w:r>
+        <w:t>Chi nhánh gây bất ngờ nhất thường là Bảo tàng Khảo cổ ngay dưới Quảng trường Manezhnaya: khách bước xuống lòng đất và bắt gặp một cây cầu đá cổ thật sự cùng các kho báu vừa nói ở trên — trải nghiệm 'đào xuống bên dưới Moskva hiện đại'.</w:t>
+      </w:r>
+    </w:p>
+    <w:p>
+      <w:pPr>
+        <w:jc w:val="both"/>
+      </w:pPr>
+      <w:r>
+        <w:t>Gợi ý cách kể: nếu lịch trình cho phép, hãy gợi ý ghép Bảo tàng Moskva với Toà Thương điếm Anh Cổ và công viên Zaryadye (đều gần khu Varvarka/Kitay-gorod), hoặc ghé Bảo tàng Khảo cổ dưới Quảng trường Manezhnaya — vừa đa dạng vừa tiết kiệm đường đi cho đoàn.</w:t>
       </w:r>
     </w:p>
     <w:p>
@@ -921,6 +1120,51 @@
       </w:r>
     </w:p>
     <w:p>
+      <w:r>
+        <w:rPr>
+          <w:sz w:val="22"/>
+        </w:rPr>
+        <w:t xml:space="preserve">• Как устроен Музей Москвы — The Art Newspaper Russia (các chi nhánh, quy mô quỹ hiện vật) — </w:t>
+      </w:r>
+      <w:r>
+        <w:rPr>
+          <w:color w:val="204A86"/>
+          <w:sz w:val="20"/>
+        </w:rPr>
+        <w:t>https://www.theartnewspaper.ru/posts/4756/</w:t>
+      </w:r>
+    </w:p>
+    <w:p>
+      <w:r>
+        <w:rPr>
+          <w:sz w:val="22"/>
+        </w:rPr>
+        <w:t xml:space="preserve">• Музей Москвы — Культура.РФ (bộ sưu tập, toà nhà) — </w:t>
+      </w:r>
+      <w:r>
+        <w:rPr>
+          <w:color w:val="204A86"/>
+          <w:sz w:val="20"/>
+        </w:rPr>
+        <w:t>https://www.culture.ru/institutes/12027/muzei-moskvy</w:t>
+      </w:r>
+    </w:p>
+    <w:p>
+      <w:r>
+        <w:rPr>
+          <w:sz w:val="22"/>
+        </w:rPr>
+        <w:t xml:space="preserve">• Московские клады. Клад Старого Гостиного двора — Музей Москвы — </w:t>
+      </w:r>
+      <w:r>
+        <w:rPr>
+          <w:color w:val="204A86"/>
+          <w:sz w:val="20"/>
+        </w:rPr>
+        <w:t>https://mosmuseum.ru/exhibitions/p/treasures/</w:t>
+      </w:r>
+    </w:p>
+    <w:p>
       <w:pPr>
         <w:pStyle w:val="Heading2"/>
       </w:pPr>
@@ -1006,11 +1250,29 @@
     <w:p>
       <w:r>
         <w:rPr>
+          <w:color w:val="5C6773"/>
+          <w:sz w:val="20"/>
+        </w:rPr>
+        <w:t>The Art Newspaper Russia &amp; Культура.РФ — cấu trúc hiệp hội 'Музей Москвы', các chi nhánh (Музей археологии, Старый Английский двор, Центр Гиляровского, Лефортово, Кузьминки) và quy mô quỹ &gt;1 triệu hiện vật; toà nhà Проviantские склады (Stasov, 1835, ампир, ~6.000 m² trưng bày).</w:t>
+      </w:r>
+    </w:p>
+    <w:p>
+      <w:r>
+        <w:rPr>
+          <w:color w:val="5C6773"/>
+          <w:sz w:val="20"/>
+        </w:rPr>
+        <w:t>Tư liệu về kho báu Старого Гостиного двора (phát lộ 1996): ~95.000 kopeck bạc + 335 taler châu Âu; bối cảnh Thời Loạn Lạc; trưng bày tại Bảo tàng Khảo cổ Moskva.</w:t>
+      </w:r>
+    </w:p>
+    <w:p>
+      <w:r>
+        <w:rPr>
           <w:i/>
           <w:color w:val="5C6773"/>
           <w:sz w:val="18"/>
         </w:rPr>
-        <w:t>Tài liệu nội bộ — không dùng cho mục đích public. Biên soạn nguyên gốc, có dẫn nguồn. Cập nhật 2026-08-11.</w:t>
+        <w:t>Tài liệu nội bộ — không dùng cho mục đích public. Biên soạn nguyên gốc, có dẫn nguồn. Cập nhật 2026-09-28.</w:t>
       </w:r>
     </w:p>
     <w:sectPr>
